--- a/level4/curriculum/Level4_Lesson5.docx
+++ b/level4/curriculum/Level4_Lesson5.docx
@@ -4816,7 +4816,7 @@
                 <w:i w:val="0"/>
                 <w:sz w:val="23"/>
               </w:rPr>
-              <w:t>gonna</w:t>
+              <w:t>going to</w:t>
             </w:r>
             <w:r>
               <w:rPr>
@@ -4848,7 +4848,7 @@
                 <w:i w:val="0"/>
                 <w:sz w:val="23"/>
               </w:rPr>
-              <w:t>wanna</w:t>
+              <w:t>want to</w:t>
             </w:r>
             <w:r>
               <w:rPr>
@@ -4918,7 +4918,7 @@
                 <w:i w:val="0"/>
                 <w:sz w:val="23"/>
               </w:rPr>
-              <w:t xml:space="preserve"> read the script aloud with a volunteer (about 1:47), at a natural speed, two times. Say </w:t>
+              <w:t xml:space="preserve"> read the script aloud with a volunteer (about 1:49), at a natural speed, two times. The script says </w:t>
             </w:r>
             <w:r>
               <w:rPr>
@@ -4926,7 +4926,7 @@
                 <w:i/>
                 <w:sz w:val="23"/>
               </w:rPr>
-              <w:t>gonna</w:t>
+              <w:t>going to</w:t>
             </w:r>
             <w:r>
               <w:rPr>
@@ -4942,6 +4942,38 @@
                 <w:i/>
                 <w:sz w:val="23"/>
               </w:rPr>
+              <w:t>want to</w:t>
+            </w:r>
+            <w:r>
+              <w:rPr>
+                <w:b w:val="0"/>
+                <w:i w:val="0"/>
+                <w:sz w:val="23"/>
+              </w:rPr>
+              <w:t xml:space="preserve">. People often say </w:t>
+            </w:r>
+            <w:r>
+              <w:rPr>
+                <w:b w:val="0"/>
+                <w:i/>
+                <w:sz w:val="23"/>
+              </w:rPr>
+              <w:t>gonna</w:t>
+            </w:r>
+            <w:r>
+              <w:rPr>
+                <w:b w:val="0"/>
+                <w:i w:val="0"/>
+                <w:sz w:val="23"/>
+              </w:rPr>
+              <w:t xml:space="preserve"> and </w:t>
+            </w:r>
+            <w:r>
+              <w:rPr>
+                <w:b w:val="0"/>
+                <w:i/>
+                <w:sz w:val="23"/>
+              </w:rPr>
               <w:t>wanna</w:t>
             </w:r>
             <w:r>
@@ -4950,7 +4982,7 @@
                 <w:i w:val="0"/>
                 <w:sz w:val="23"/>
               </w:rPr>
-              <w:t xml:space="preserve"> where the script has them. When the audio is ready, it plays the conversation once; press play again for play 2. A third play is fine if the class needs it.</w:t>
+              <w:t>; learners only need to recognize those words. When the audio is ready, it plays the conversation once; press play again for play 2. A third play is fine if the class needs it.</w:t>
             </w:r>
           </w:p>
           <w:p>
@@ -6635,7 +6667,7 @@
           <w:color w:val="1B6F7A"/>
           <w:sz w:val="30"/>
         </w:rPr>
-        <w:t>Listening script (not recorded yet; about 1:47 when recorded; the conversation plays once, so press play again for the second listen)</w:t>
+        <w:t>Listening script (not recorded yet; about 1:49 when recorded; the conversation plays once, so press play again for the second listen)</w:t>
       </w:r>
     </w:p>
     <w:tbl>
@@ -6684,7 +6716,7 @@
                 <w:i w:val="0"/>
                 <w:sz w:val="22"/>
               </w:rPr>
-              <w:t xml:space="preserve"> the recording is coming soon. Until then, read the script aloud two times, with a volunteer if you can, at a natural, friendly speed. Say </w:t>
+              <w:t xml:space="preserve"> the recording is coming soon. Until then, read the script aloud two times, with a volunteer if you can, at a natural, friendly speed. The script says </w:t>
             </w:r>
             <w:r>
               <w:rPr>
@@ -6692,7 +6724,7 @@
                 <w:i/>
                 <w:sz w:val="22"/>
               </w:rPr>
-              <w:t>gonna</w:t>
+              <w:t>going to</w:t>
             </w:r>
             <w:r>
               <w:rPr>
@@ -6708,6 +6740,38 @@
                 <w:i/>
                 <w:sz w:val="22"/>
               </w:rPr>
+              <w:t>want to</w:t>
+            </w:r>
+            <w:r>
+              <w:rPr>
+                <w:b w:val="0"/>
+                <w:i w:val="0"/>
+                <w:sz w:val="22"/>
+              </w:rPr>
+              <w:t xml:space="preserve">. People often say </w:t>
+            </w:r>
+            <w:r>
+              <w:rPr>
+                <w:b w:val="0"/>
+                <w:i/>
+                <w:sz w:val="22"/>
+              </w:rPr>
+              <w:t>gonna</w:t>
+            </w:r>
+            <w:r>
+              <w:rPr>
+                <w:b w:val="0"/>
+                <w:i w:val="0"/>
+                <w:sz w:val="22"/>
+              </w:rPr>
+              <w:t xml:space="preserve"> and </w:t>
+            </w:r>
+            <w:r>
+              <w:rPr>
+                <w:b w:val="0"/>
+                <w:i/>
+                <w:sz w:val="22"/>
+              </w:rPr>
               <w:t>wanna</w:t>
             </w:r>
             <w:r>
@@ -6716,7 +6780,7 @@
                 <w:i w:val="0"/>
                 <w:sz w:val="22"/>
               </w:rPr>
-              <w:t xml:space="preserve"> where the script has them.</w:t>
+              <w:t>; learners only need to recognize those words.</w:t>
             </w:r>
           </w:p>
         </w:tc>
@@ -6841,7 +6905,7 @@
                 <w:i w:val="0"/>
                 <w:sz w:val="22"/>
               </w:rPr>
-              <w:t xml:space="preserve"> I'm gonna be away next week. I'm visiting my sister. Would you mind getting my mail?</w:t>
+              <w:t xml:space="preserve"> I'm going to be away next week. I'm visiting my sister. Would you mind getting my mail?</w:t>
             </w:r>
           </w:p>
           <w:p>
@@ -6904,7 +6968,7 @@
                 <w:i w:val="0"/>
                 <w:sz w:val="22"/>
               </w:rPr>
-              <w:t xml:space="preserve"> No problem. Where will the key be?</w:t>
+              <w:t xml:space="preserve"> That is no problem. Where are you going to leave the key?</w:t>
             </w:r>
           </w:p>
           <w:p>
@@ -6925,7 +6989,7 @@
                 <w:i w:val="0"/>
                 <w:sz w:val="22"/>
               </w:rPr>
-              <w:t xml:space="preserve"> I'm gonna give you my spare key tonight. Oh, and would you mind feeding my cat, too?</w:t>
+              <w:t xml:space="preserve"> I'm going to give you my spare key tonight. Oh, and would you mind feeding my cat, too?</w:t>
             </w:r>
           </w:p>
           <w:p>
@@ -7009,7 +7073,7 @@
                 <w:i w:val="0"/>
                 <w:sz w:val="22"/>
               </w:rPr>
-              <w:t xml:space="preserve"> The next day, at work, Patricia talks to her coworker, Omar.</w:t>
+              <w:t xml:space="preserve"> The next day at work, Patricia talks with Omar.</w:t>
             </w:r>
           </w:p>
           <w:p>
@@ -7051,7 +7115,7 @@
                 <w:i w:val="0"/>
                 <w:sz w:val="22"/>
               </w:rPr>
-              <w:t xml:space="preserve"> Oh, I'm sorry, I can't. I'll be away on Saturday. I wanna help, but I can't.</w:t>
+              <w:t xml:space="preserve"> Oh, I'm sorry, I can't. I'll be away on Saturday. I want to help, but I can't.</w:t>
             </w:r>
           </w:p>
           <w:p>
@@ -7093,7 +7157,7 @@
                 <w:i w:val="0"/>
                 <w:sz w:val="22"/>
               </w:rPr>
-              <w:t xml:space="preserve"> Why don't you ask Lina? She wants more hours this month.</w:t>
+              <w:t xml:space="preserve"> Why don't you ask Lena? She wants more hours this month.</w:t>
             </w:r>
           </w:p>
           <w:p>
@@ -7897,7 +7961,7 @@
           <w:i w:val="0"/>
           <w:sz w:val="23"/>
         </w:rPr>
-        <w:t xml:space="preserve"> the listening has </w:t>
+        <w:t xml:space="preserve"> the listening says </w:t>
       </w:r>
       <w:r>
         <w:rPr>
@@ -7905,7 +7969,7 @@
           <w:i/>
           <w:sz w:val="23"/>
         </w:rPr>
-        <w:t>gonna</w:t>
+        <w:t>going to</w:t>
       </w:r>
       <w:r>
         <w:rPr>
@@ -7921,7 +7985,7 @@
           <w:i/>
           <w:sz w:val="23"/>
         </w:rPr>
-        <w:t>wanna</w:t>
+        <w:t>want to</w:t>
       </w:r>
       <w:r>
         <w:rPr>
@@ -7929,7 +7993,7 @@
           <w:i w:val="0"/>
           <w:sz w:val="23"/>
         </w:rPr>
-        <w:t xml:space="preserve">. Learners need to understand them; they can always say </w:t>
+        <w:t xml:space="preserve">. People often say </w:t>
       </w:r>
       <w:r>
         <w:rPr>
@@ -7937,7 +8001,7 @@
           <w:i/>
           <w:sz w:val="23"/>
         </w:rPr>
-        <w:t>going to</w:t>
+        <w:t>gonna</w:t>
       </w:r>
       <w:r>
         <w:rPr>
@@ -7953,7 +8017,7 @@
           <w:i/>
           <w:sz w:val="23"/>
         </w:rPr>
-        <w:t>want to</w:t>
+        <w:t>wanna</w:t>
       </w:r>
       <w:r>
         <w:rPr>
@@ -7961,7 +8025,7 @@
           <w:i w:val="0"/>
           <w:sz w:val="23"/>
         </w:rPr>
-        <w:t>.</w:t>
+        <w:t>. Learners only need to recognize the short forms; they can always say the full forms.</w:t>
       </w:r>
     </w:p>
     <w:p>
@@ -11104,7 +11168,7 @@
           <w:i w:val="0"/>
           <w:sz w:val="26"/>
         </w:rPr>
-        <w:t>gonna</w:t>
+        <w:t>going to</w:t>
       </w:r>
       <w:r>
         <w:rPr>
@@ -11136,7 +11200,7 @@
           <w:i w:val="0"/>
           <w:sz w:val="26"/>
         </w:rPr>
-        <w:t>wanna</w:t>
+        <w:t>want to</w:t>
       </w:r>
       <w:r>
         <w:rPr>
@@ -12904,7 +12968,7 @@
                 <w:i/>
                 <w:sz w:val="24"/>
               </w:rPr>
-              <w:t>Why don't you ask Lina?</w:t>
+              <w:t>Why don't you ask Lena?</w:t>
             </w:r>
           </w:p>
         </w:tc>
@@ -13492,7 +13556,7 @@
           <w:i/>
           <w:sz w:val="26"/>
         </w:rPr>
-        <w:t>Sorry, I can't. I'll be away. Why don't you ask Lina?</w:t>
+        <w:t>Sorry, I can't. I'll be away. Why don't you ask Lena?</w:t>
       </w:r>
     </w:p>
     <w:p>

--- a/level4/curriculum/Level4_Lesson5.docx
+++ b/level4/curriculum/Level4_Lesson5.docx
@@ -35,7 +35,7 @@
           <w:i w:val="0"/>
           <w:sz w:val="22"/>
         </w:rPr>
-        <w:t xml:space="preserve"> Draft for review; not published.</w:t>
+        <w:t xml:space="preserve"> Complete lesson (all 13 Level 4 lessons are published).</w:t>
       </w:r>
     </w:p>
     <w:p>
@@ -134,7 +134,25 @@
           <w:i w:val="0"/>
           <w:sz w:val="22"/>
         </w:rPr>
-        <w:t>). Listening audio: not recorded yet (coming soon); until then, read the listening script in this plan aloud.</w:t>
+        <w:t xml:space="preserve">). Audio: </w:t>
+      </w:r>
+      <w:r>
+        <w:rPr>
+          <w:rFonts w:ascii="Consolas" w:hAnsi="Consolas"/>
+          <w:b w:val="0"/>
+          <w:i w:val="0"/>
+          <w:color w:val="8B1A1A"/>
+          <w:sz w:val="22"/>
+        </w:rPr>
+        <w:t>audio/L4_L5_listening.mp3</w:t>
+      </w:r>
+      <w:r>
+        <w:rPr>
+          <w:b w:val="0"/>
+          <w:i w:val="0"/>
+          <w:sz w:val="22"/>
+        </w:rPr>
+        <w:t>.</w:t>
       </w:r>
     </w:p>
     <w:tbl>
@@ -516,7 +534,7 @@
                 <w:i w:val="0"/>
                 <w:sz w:val="19"/>
               </w:rPr>
-              <w:t>Picture and license credits</w:t>
+              <w:t>Picture, audio, and license credits</w:t>
             </w:r>
           </w:p>
         </w:tc>
@@ -1984,15 +2002,17 @@
                 <w:i w:val="0"/>
                 <w:sz w:val="23"/>
               </w:rPr>
-              <w:t xml:space="preserve">Listening: </w:t>
-            </w:r>
-            <w:r>
-              <w:rPr>
-                <w:b/>
-                <w:i w:val="0"/>
+              <w:t xml:space="preserve">Listening: phone + small speaker, </w:t>
+            </w:r>
+            <w:r>
+              <w:rPr>
+                <w:rFonts w:ascii="Consolas" w:hAnsi="Consolas"/>
+                <w:b w:val="0"/>
+                <w:i w:val="0"/>
+                <w:color w:val="8B1A1A"/>
                 <w:sz w:val="23"/>
               </w:rPr>
-              <w:t>no recording yet.</w:t>
+              <w:t>L4_L5_listening.mp3</w:t>
             </w:r>
             <w:r>
               <w:rPr>
@@ -2000,7 +2020,7 @@
                 <w:i w:val="0"/>
                 <w:sz w:val="23"/>
               </w:rPr>
-              <w:t xml:space="preserve"> Read the listening script aloud (with a volunteer if you can), at a natural speed, two times.</w:t>
+              <w:t xml:space="preserve"> (about 1:54). No speaker? Read the script aloud with a volunteer.</w:t>
             </w:r>
           </w:p>
           <w:p>
@@ -4910,7 +4930,7 @@
                 <w:i w:val="0"/>
                 <w:sz w:val="23"/>
               </w:rPr>
-              <w:t>No recording yet:</w:t>
+              <w:t>The audio plays the conversation once (about 1:54).</w:t>
             </w:r>
             <w:r>
               <w:rPr>
@@ -4918,7 +4938,7 @@
                 <w:i w:val="0"/>
                 <w:sz w:val="23"/>
               </w:rPr>
-              <w:t xml:space="preserve"> read the script aloud with a volunteer (about 1:49), at a natural speed, two times. The script says </w:t>
+              <w:t xml:space="preserve"> Press play again for play 2. A third play is fine if the class needs it. The script says </w:t>
             </w:r>
             <w:r>
               <w:rPr>
@@ -4982,7 +5002,7 @@
                 <w:i w:val="0"/>
                 <w:sz w:val="23"/>
               </w:rPr>
-              <w:t>; learners only need to recognize those words. When the audio is ready, it plays the conversation once; press play again for play 2. A third play is fine if the class needs it.</w:t>
+              <w:t>; learners only need to recognize those words.</w:t>
             </w:r>
           </w:p>
           <w:p>
@@ -6667,7 +6687,26 @@
           <w:color w:val="1B6F7A"/>
           <w:sz w:val="30"/>
         </w:rPr>
-        <w:t>Listening script (not recorded yet; about 1:49 when recorded; the conversation plays once, so press play again for the second listen)</w:t>
+        <w:t xml:space="preserve">Listening script: </w:t>
+      </w:r>
+      <w:r>
+        <w:rPr>
+          <w:rFonts w:ascii="Consolas" w:hAnsi="Consolas"/>
+          <w:b/>
+          <w:i w:val="0"/>
+          <w:color w:val="8B1A1A"/>
+          <w:sz w:val="30"/>
+        </w:rPr>
+        <w:t>L4_L5_listening.mp3</w:t>
+      </w:r>
+      <w:r>
+        <w:rPr>
+          <w:b/>
+          <w:i w:val="0"/>
+          <w:color w:val="1B6F7A"/>
+          <w:sz w:val="30"/>
+        </w:rPr>
+        <w:t xml:space="preserve"> (about 1:54; the conversation plays once, so press play again for the second listen)</w:t>
       </w:r>
     </w:p>
     <w:tbl>
@@ -6716,7 +6755,25 @@
                 <w:i w:val="0"/>
                 <w:sz w:val="22"/>
               </w:rPr>
-              <w:t xml:space="preserve"> the recording is coming soon. Until then, read the script aloud two times, with a volunteer if you can, at a natural, friendly speed. The script says </w:t>
+              <w:t xml:space="preserve"> play </w:t>
+            </w:r>
+            <w:r>
+              <w:rPr>
+                <w:rFonts w:ascii="Consolas" w:hAnsi="Consolas"/>
+                <w:b w:val="0"/>
+                <w:i w:val="0"/>
+                <w:color w:val="8B1A1A"/>
+                <w:sz w:val="22"/>
+              </w:rPr>
+              <w:t>L4_L5_listening.mp3</w:t>
+            </w:r>
+            <w:r>
+              <w:rPr>
+                <w:b w:val="0"/>
+                <w:i w:val="0"/>
+                <w:sz w:val="22"/>
+              </w:rPr>
+              <w:t xml:space="preserve"> from a phone + small speaker. No speaker? Read the script with a volunteer, at a natural, friendly speed. The script says </w:t>
             </w:r>
             <w:r>
               <w:rPr>
@@ -18985,7 +19042,7 @@
           <w:i w:val="0"/>
           <w:sz w:val="22"/>
         </w:rPr>
-        <w:t>Listening audio: not recorded yet. When it is made, it will use synthetic voices made with Chatterbox TTS (Resemble AI, MIT License), cloned from synthetic reference clips made with Kokoro-82M (Apache License 2.0), with no recordings of real people. The names and the story are invented.</w:t>
+        <w:t>Listening audio: synthetic voices made with Chatterbox TTS (Resemble AI, MIT License), cloned from synthetic reference clips made with Kokoro-82M (Apache License 2.0). No recordings of real people were used. Each file carries an inaudible Perth watermark marking it as AI-generated. The names and the story are invented.</w:t>
       </w:r>
     </w:p>
     <w:p>
@@ -19023,7 +19080,7 @@
         <w:color w:val="555555"/>
         <w:sz w:val="17"/>
       </w:rPr>
-      <w:t xml:space="preserve">Level 4 ESL · Lesson 5 · Draft for review   |   page </w:t>
+      <w:t xml:space="preserve">Level 4 ESL · Lesson 5   |   page </w:t>
     </w:r>
     <w:r>
       <w:rPr>

--- a/level4/curriculum/Level4_Lesson5.docx
+++ b/level4/curriculum/Level4_Lesson5.docx
@@ -8050,7 +8050,7 @@
           <w:i w:val="0"/>
           <w:sz w:val="23"/>
         </w:rPr>
-        <w:t xml:space="preserve">. People often say </w:t>
+        <w:t xml:space="preserve">. Tell learners: people often say </w:t>
       </w:r>
       <w:r>
         <w:rPr>
@@ -8082,7 +8082,7 @@
           <w:i w:val="0"/>
           <w:sz w:val="23"/>
         </w:rPr>
-        <w:t>. Learners only need to recognize the short forms; they can always say the full forms.</w:t>
+        <w:t>, and they will hear them a lot. The short forms are fine in casual talk; in writing or at a job interview, use the full forms.</w:t>
       </w:r>
     </w:p>
     <w:p>
@@ -11265,7 +11265,39 @@
           <w:i w:val="0"/>
           <w:sz w:val="26"/>
         </w:rPr>
-        <w:t xml:space="preserve"> help, but I can't." You can say </w:t>
+        <w:t xml:space="preserve"> help, but I can't." People often say </w:t>
+      </w:r>
+      <w:r>
+        <w:rPr>
+          <w:b w:val="0"/>
+          <w:i/>
+          <w:sz w:val="26"/>
+        </w:rPr>
+        <w:t>gonna</w:t>
+      </w:r>
+      <w:r>
+        <w:rPr>
+          <w:b w:val="0"/>
+          <w:i w:val="0"/>
+          <w:sz w:val="26"/>
+        </w:rPr>
+        <w:t xml:space="preserve"> (going to) and </w:t>
+      </w:r>
+      <w:r>
+        <w:rPr>
+          <w:b w:val="0"/>
+          <w:i/>
+          <w:sz w:val="26"/>
+        </w:rPr>
+        <w:t>wanna</w:t>
+      </w:r>
+      <w:r>
+        <w:rPr>
+          <w:b w:val="0"/>
+          <w:i w:val="0"/>
+          <w:sz w:val="26"/>
+        </w:rPr>
+        <w:t xml:space="preserve"> (want to), and you will hear them a lot. They are fine with friends; in writing or at a job interview, use </w:t>
       </w:r>
       <w:r>
         <w:rPr>
